--- a/modelos/DFD - BASE.docx
+++ b/modelos/DFD - BASE.docx
@@ -104,7 +104,25 @@
           <w:sz w:val="24"/>
           <w:szCs w:val="24"/>
         </w:rPr>
-        <w:t>{{SECRETARIA}}</w:t>
+        <w:t>{{SECRETARIA</w:t>
+      </w:r>
+      <w:r>
+        <w:rPr>
+          <w:rFonts w:ascii="Calibri" w:hAnsi="Calibri" w:cs="Calibri"/>
+          <w:bCs/>
+          <w:sz w:val="24"/>
+          <w:szCs w:val="24"/>
+        </w:rPr>
+        <w:t>S</w:t>
+      </w:r>
+      <w:r>
+        <w:rPr>
+          <w:rFonts w:ascii="Calibri" w:hAnsi="Calibri" w:cs="Calibri"/>
+          <w:bCs/>
+          <w:sz w:val="24"/>
+          <w:szCs w:val="24"/>
+        </w:rPr>
+        <w:t>}}</w:t>
       </w:r>
     </w:p>
     <w:p>
@@ -196,13 +214,11 @@
     </w:p>
     <w:p>
       <w:pPr>
-        <w:pStyle w:val="PargrafodaLista"/>
-        <w:tabs>
-          <w:tab w:val="left" w:pos="851"/>
-        </w:tabs>
-        <w:spacing w:after="0" w:line="276" w:lineRule="auto"/>
-        <w:ind w:left="0"/>
-        <w:contextualSpacing w:val="0"/>
+        <w:tabs>
+          <w:tab w:val="left" w:pos="284"/>
+          <w:tab w:val="left" w:pos="567"/>
+        </w:tabs>
+        <w:spacing w:after="0" w:line="276" w:lineRule="auto"/>
         <w:jc w:val="both"/>
         <w:rPr>
           <w:rFonts w:ascii="Calibri" w:eastAsia="Aptos" w:hAnsi="Calibri" w:cs="Calibri"/>
@@ -216,48 +232,7 @@
           <w:sz w:val="24"/>
           <w:szCs w:val="24"/>
         </w:rPr>
-        <w:t xml:space="preserve">E-mail (s): </w:t>
-      </w:r>
-      <w:r>
-        <w:rPr>
-          <w:rFonts w:ascii="Calibri" w:eastAsia="Aptos" w:hAnsi="Calibri" w:cs="Calibri"/>
-          <w:sz w:val="24"/>
-          <w:szCs w:val="24"/>
-        </w:rPr>
-        <w:t>{{EMAIL_SEC}}</w:t>
-      </w:r>
-    </w:p>
-    <w:p>
-      <w:pPr>
-        <w:pStyle w:val="PargrafodaLista"/>
-        <w:tabs>
-          <w:tab w:val="left" w:pos="851"/>
-        </w:tabs>
-        <w:spacing w:after="0" w:line="276" w:lineRule="auto"/>
-        <w:ind w:left="0"/>
-        <w:contextualSpacing w:val="0"/>
-        <w:jc w:val="both"/>
-        <w:rPr>
-          <w:rFonts w:ascii="Calibri" w:hAnsi="Calibri" w:cs="Calibri"/>
-          <w:sz w:val="24"/>
-          <w:szCs w:val="24"/>
-        </w:rPr>
-      </w:pPr>
-      <w:r>
-        <w:rPr>
-          <w:rFonts w:ascii="Calibri" w:eastAsia="Aptos" w:hAnsi="Calibri" w:cs="Calibri"/>
-          <w:sz w:val="24"/>
-          <w:szCs w:val="24"/>
-        </w:rPr>
-        <w:t xml:space="preserve">Telefone (s): </w:t>
-      </w:r>
-      <w:r>
-        <w:rPr>
-          <w:rFonts w:ascii="Calibri" w:eastAsia="Aptos" w:hAnsi="Calibri" w:cs="Calibri"/>
-          <w:sz w:val="24"/>
-          <w:szCs w:val="24"/>
-        </w:rPr>
-        <w:t>{{TELEFONE_SEC}}</w:t>
+        <w:t>{{CONTATOS_SECRETARIAS}}</w:t>
       </w:r>
     </w:p>
     <w:p>
@@ -1160,7 +1135,6 @@
           <w:sz w:val="24"/>
           <w:szCs w:val="24"/>
         </w:rPr>
-        <w:lastRenderedPageBreak/>
         <w:t xml:space="preserve">Para a Fiscalização: </w:t>
       </w:r>
       <w:r>
@@ -2967,7 +2941,6 @@
   <w:style w:type="character" w:default="1" w:styleId="Fontepargpadro">
     <w:name w:val="Default Paragraph Font"/>
     <w:uiPriority w:val="1"/>
-    <w:semiHidden/>
     <w:unhideWhenUsed/>
   </w:style>
   <w:style w:type="table" w:default="1" w:styleId="Tabelanormal">
